--- a/Lab-2/Lab_2_Day 1 & Day 2.docx
+++ b/Lab-2/Lab_2_Day 1 & Day 2.docx
@@ -1209,7 +1209,7 @@
           <w:rFonts w:ascii="Times New Roman" w:hAnsi="Times New Roman" w:cs="Times New Roman"/>
           <w:color w:val="auto"/>
         </w:rPr>
-        <w:t xml:space="preserve">Active Sprint – Day 1 </w:t>
+        <w:t xml:space="preserve">Active Sprint </w:t>
       </w:r>
     </w:p>
     <w:p>
@@ -1316,17 +1316,8 @@
           <w:color w:val="auto"/>
         </w:rPr>
         <w:lastRenderedPageBreak/>
-        <w:t xml:space="preserve">Sprint 1 – Day 2 </w:t>
+        <w:t xml:space="preserve">Sprint 1 – </w:t>
       </w:r>
-      <w:proofErr w:type="spellStart"/>
-      <w:r>
-        <w:rPr>
-          <w:rFonts w:ascii="Times New Roman" w:hAnsi="Times New Roman" w:cs="Times New Roman"/>
-          <w:color w:val="auto"/>
-        </w:rPr>
-        <w:t>Progres</w:t>
-      </w:r>
-      <w:proofErr w:type="spellEnd"/>
     </w:p>
     <w:p>
       <w:pPr>
@@ -1378,6 +1369,143 @@
                     <a:xfrm>
                       <a:off x="0" y="0"/>
                       <a:ext cx="6035040" cy="2871130"/>
+                    </a:xfrm>
+                    <a:prstGeom prst="rect">
+                      <a:avLst/>
+                    </a:prstGeom>
+                  </pic:spPr>
+                </pic:pic>
+              </a:graphicData>
+            </a:graphic>
+          </wp:inline>
+        </w:drawing>
+      </w:r>
+    </w:p>
+    <w:p>
+      <w:pPr>
+        <w:rPr>
+          <w:rFonts w:ascii="Times New Roman" w:hAnsi="Times New Roman" w:cs="Times New Roman"/>
+          <w:lang w:val="en-IN"/>
+        </w:rPr>
+      </w:pPr>
+      <w:r>
+        <w:rPr>
+          <w:rFonts w:ascii="Times New Roman" w:hAnsi="Times New Roman" w:cs="Times New Roman"/>
+        </w:rPr>
+        <w:t>Sprint 1 Progress and Sprint Burndown</w:t>
+      </w:r>
+      <w:r>
+        <w:rPr>
+          <w:rFonts w:ascii="Times New Roman" w:hAnsi="Times New Roman" w:cs="Times New Roman"/>
+        </w:rPr>
+        <w:br/>
+      </w:r>
+      <w:r>
+        <w:rPr>
+          <w:rFonts w:ascii="Times New Roman" w:hAnsi="Times New Roman" w:cs="Times New Roman"/>
+          <w:lang w:val="en-IN"/>
+        </w:rPr>
+        <w:t xml:space="preserve">The Sprint Burndown panel shows </w:t>
+      </w:r>
+      <w:r>
+        <w:rPr>
+          <w:rFonts w:ascii="Times New Roman" w:hAnsi="Times New Roman" w:cs="Times New Roman"/>
+          <w:b/>
+          <w:bCs/>
+          <w:lang w:val="en-IN"/>
+        </w:rPr>
+        <w:t>13 Story Points completed and 8 Story Points remaining</w:t>
+      </w:r>
+      <w:r>
+        <w:rPr>
+          <w:rFonts w:ascii="Times New Roman" w:hAnsi="Times New Roman" w:cs="Times New Roman"/>
+          <w:lang w:val="en-IN"/>
+        </w:rPr>
+        <w:t xml:space="preserve">, giving a total Sprint scope of </w:t>
+      </w:r>
+      <w:r>
+        <w:rPr>
+          <w:rFonts w:ascii="Times New Roman" w:hAnsi="Times New Roman" w:cs="Times New Roman"/>
+          <w:b/>
+          <w:bCs/>
+          <w:lang w:val="en-IN"/>
+        </w:rPr>
+        <w:t>21 Story Points</w:t>
+      </w:r>
+      <w:r>
+        <w:rPr>
+          <w:rFonts w:ascii="Times New Roman" w:hAnsi="Times New Roman" w:cs="Times New Roman"/>
+          <w:lang w:val="en-IN"/>
+        </w:rPr>
+        <w:t>. The blue remaining-work line shows the actual progress of the sprint compared with the guideline. The chart indicates that the team has completed a substantial portion of the planned work and that 8 Story Points remain.</w:t>
+      </w:r>
+    </w:p>
+    <w:p>
+      <w:pPr>
+        <w:rPr>
+          <w:rFonts w:ascii="Times New Roman" w:hAnsi="Times New Roman" w:cs="Times New Roman"/>
+          <w:lang w:val="en-IN"/>
+        </w:rPr>
+      </w:pPr>
+      <w:r>
+        <w:rPr>
+          <w:rFonts w:ascii="Times New Roman" w:hAnsi="Times New Roman" w:cs="Times New Roman"/>
+          <w:lang w:val="en-IN"/>
+        </w:rPr>
+        <w:t>This evidence demonstrates how the Jira Active Sprint board and Burndown Chart can be used to monitor sprint progress, completed work, remaining work, and the team's progress against the planned sprint scope.</w:t>
+      </w:r>
+    </w:p>
+    <w:p>
+      <w:pPr>
+        <w:rPr>
+          <w:rFonts w:ascii="Times New Roman" w:hAnsi="Times New Roman" w:cs="Times New Roman"/>
+        </w:rPr>
+      </w:pPr>
+    </w:p>
+    <w:p>
+      <w:pPr>
+        <w:jc w:val="center"/>
+        <w:rPr>
+          <w:rFonts w:ascii="Times New Roman" w:hAnsi="Times New Roman" w:cs="Times New Roman"/>
+        </w:rPr>
+      </w:pPr>
+    </w:p>
+    <w:p>
+      <w:pPr>
+        <w:jc w:val="center"/>
+        <w:rPr>
+          <w:rFonts w:ascii="Times New Roman" w:hAnsi="Times New Roman" w:cs="Times New Roman"/>
+        </w:rPr>
+      </w:pPr>
+      <w:r>
+        <w:rPr>
+          <w:rFonts w:ascii="Times New Roman" w:hAnsi="Times New Roman" w:cs="Times New Roman"/>
+        </w:rPr>
+        <w:drawing>
+          <wp:inline distT="0" distB="0" distL="0" distR="0" wp14:anchorId="3A59663F" wp14:editId="78C08281">
+            <wp:extent cx="6060554" cy="2728652"/>
+            <wp:effectExtent l="0" t="0" r="0" b="0"/>
+            <wp:docPr id="1479291136" name="Picture 1"/>
+            <wp:cNvGraphicFramePr>
+              <a:graphicFrameLocks xmlns:a="http://schemas.openxmlformats.org/drawingml/2006/main" noChangeAspect="1"/>
+            </wp:cNvGraphicFramePr>
+            <a:graphic xmlns:a="http://schemas.openxmlformats.org/drawingml/2006/main">
+              <a:graphicData uri="http://schemas.openxmlformats.org/drawingml/2006/picture">
+                <pic:pic xmlns:pic="http://schemas.openxmlformats.org/drawingml/2006/picture">
+                  <pic:nvPicPr>
+                    <pic:cNvPr id="1479291136" name=""/>
+                    <pic:cNvPicPr/>
+                  </pic:nvPicPr>
+                  <pic:blipFill>
+                    <a:blip r:embed="rId11"/>
+                    <a:stretch>
+                      <a:fillRect/>
+                    </a:stretch>
+                  </pic:blipFill>
+                  <pic:spPr>
+                    <a:xfrm>
+                      <a:off x="0" y="0"/>
+                      <a:ext cx="6074361" cy="2734868"/>
                     </a:xfrm>
                     <a:prstGeom prst="rect">
                       <a:avLst/>
@@ -2214,7 +2342,6 @@
   <w:style w:type="character" w:default="1" w:styleId="DefaultParagraphFont">
     <w:name w:val="Default Paragraph Font"/>
     <w:uiPriority w:val="1"/>
-    <w:semiHidden/>
     <w:unhideWhenUsed/>
   </w:style>
   <w:style w:type="table" w:default="1" w:styleId="TableNormal">

--- a/Lab-2/Lab_2_Day 1 & Day 2.docx
+++ b/Lab-2/Lab_2_Day 1 & Day 2.docx
@@ -1480,6 +1480,7 @@
       <w:r>
         <w:rPr>
           <w:rFonts w:ascii="Times New Roman" w:hAnsi="Times New Roman" w:cs="Times New Roman"/>
+          <w:noProof/>
         </w:rPr>
         <w:drawing>
           <wp:inline distT="0" distB="0" distL="0" distR="0" wp14:anchorId="3A59663F" wp14:editId="78C08281">
@@ -1517,6 +1518,283 @@
           </wp:inline>
         </w:drawing>
       </w:r>
+    </w:p>
+    <w:p>
+      <w:pPr>
+        <w:jc w:val="center"/>
+        <w:rPr>
+          <w:rFonts w:ascii="Times New Roman" w:hAnsi="Times New Roman" w:cs="Times New Roman"/>
+        </w:rPr>
+      </w:pPr>
+    </w:p>
+    <w:p>
+      <w:pPr>
+        <w:jc w:val="center"/>
+        <w:rPr>
+          <w:rFonts w:ascii="Times New Roman" w:hAnsi="Times New Roman" w:cs="Times New Roman"/>
+        </w:rPr>
+      </w:pPr>
+    </w:p>
+    <w:p>
+      <w:pPr>
+        <w:jc w:val="center"/>
+        <w:rPr>
+          <w:rFonts w:ascii="Times New Roman" w:hAnsi="Times New Roman" w:cs="Times New Roman"/>
+        </w:rPr>
+      </w:pPr>
+    </w:p>
+    <w:p>
+      <w:pPr>
+        <w:rPr>
+          <w:rFonts w:ascii="Times New Roman" w:hAnsi="Times New Roman" w:cs="Times New Roman"/>
+          <w:lang w:val="en-IN"/>
+        </w:rPr>
+      </w:pPr>
+      <w:r>
+        <w:rPr>
+          <w:rFonts w:ascii="Times New Roman" w:hAnsi="Times New Roman" w:cs="Times New Roman"/>
+          <w:lang w:val="en-IN"/>
+        </w:rPr>
+        <w:lastRenderedPageBreak/>
+        <w:t>T</w:t>
+      </w:r>
+      <w:r>
+        <w:rPr>
+          <w:rFonts w:ascii="Times New Roman" w:hAnsi="Times New Roman" w:cs="Times New Roman"/>
+          <w:lang w:val="en-IN"/>
+        </w:rPr>
+        <w:t xml:space="preserve">his screenshot shows the Jira </w:t>
+      </w:r>
+      <w:r>
+        <w:rPr>
+          <w:rFonts w:ascii="Times New Roman" w:hAnsi="Times New Roman" w:cs="Times New Roman"/>
+          <w:b/>
+          <w:bCs/>
+          <w:lang w:val="en-IN"/>
+        </w:rPr>
+        <w:t>Active Sprint</w:t>
+      </w:r>
+      <w:r>
+        <w:rPr>
+          <w:rFonts w:ascii="Times New Roman" w:hAnsi="Times New Roman" w:cs="Times New Roman"/>
+          <w:lang w:val="en-IN"/>
+        </w:rPr>
+        <w:t xml:space="preserve"> board for the Household Carbon Footprint &amp; Target Tracker project. At this stage, four user stories have been completed and are displayed in the </w:t>
+      </w:r>
+      <w:r>
+        <w:rPr>
+          <w:rFonts w:ascii="Times New Roman" w:hAnsi="Times New Roman" w:cs="Times New Roman"/>
+          <w:b/>
+          <w:bCs/>
+          <w:lang w:val="en-IN"/>
+        </w:rPr>
+        <w:t>Done</w:t>
+      </w:r>
+      <w:r>
+        <w:rPr>
+          <w:rFonts w:ascii="Times New Roman" w:hAnsi="Times New Roman" w:cs="Times New Roman"/>
+          <w:lang w:val="en-IN"/>
+        </w:rPr>
+        <w:t xml:space="preserve"> column: </w:t>
+      </w:r>
+      <w:r>
+        <w:rPr>
+          <w:rFonts w:ascii="Times New Roman" w:hAnsi="Times New Roman" w:cs="Times New Roman"/>
+          <w:b/>
+          <w:bCs/>
+          <w:lang w:val="en-IN"/>
+        </w:rPr>
+        <w:t xml:space="preserve">HCFTT-5 Calculate Monthly </w:t>
+      </w:r>
+      <w:proofErr w:type="spellStart"/>
+      <w:r>
+        <w:rPr>
+          <w:rFonts w:ascii="Times New Roman" w:hAnsi="Times New Roman" w:cs="Times New Roman"/>
+          <w:b/>
+          <w:bCs/>
+          <w:lang w:val="en-IN"/>
+        </w:rPr>
+        <w:t>CO₂e</w:t>
+      </w:r>
+      <w:proofErr w:type="spellEnd"/>
+      <w:r>
+        <w:rPr>
+          <w:rFonts w:ascii="Times New Roman" w:hAnsi="Times New Roman" w:cs="Times New Roman"/>
+          <w:b/>
+          <w:bCs/>
+          <w:lang w:val="en-IN"/>
+        </w:rPr>
+        <w:t>, HCFTT-4 Record Monthly Consumption, HCFTT-7 Set Reduction Target, and HCFTT-6 View Emissions History</w:t>
+      </w:r>
+      <w:r>
+        <w:rPr>
+          <w:rFonts w:ascii="Times New Roman" w:hAnsi="Times New Roman" w:cs="Times New Roman"/>
+          <w:lang w:val="en-IN"/>
+        </w:rPr>
+        <w:t>.</w:t>
+      </w:r>
+    </w:p>
+    <w:p>
+      <w:pPr>
+        <w:rPr>
+          <w:rFonts w:ascii="Times New Roman" w:hAnsi="Times New Roman" w:cs="Times New Roman"/>
+        </w:rPr>
+      </w:pPr>
+      <w:r>
+        <w:rPr>
+          <w:rFonts w:ascii="Times New Roman" w:hAnsi="Times New Roman" w:cs="Times New Roman"/>
+          <w:lang w:val="en-IN"/>
+        </w:rPr>
+        <w:t xml:space="preserve">Two user stories remain in the </w:t>
+      </w:r>
+      <w:r>
+        <w:rPr>
+          <w:rFonts w:ascii="Times New Roman" w:hAnsi="Times New Roman" w:cs="Times New Roman"/>
+          <w:b/>
+          <w:bCs/>
+          <w:lang w:val="en-IN"/>
+        </w:rPr>
+        <w:t>In Progress</w:t>
+      </w:r>
+      <w:r>
+        <w:rPr>
+          <w:rFonts w:ascii="Times New Roman" w:hAnsi="Times New Roman" w:cs="Times New Roman"/>
+          <w:lang w:val="en-IN"/>
+        </w:rPr>
+        <w:t xml:space="preserve"> column: </w:t>
+      </w:r>
+      <w:r>
+        <w:rPr>
+          <w:rFonts w:ascii="Times New Roman" w:hAnsi="Times New Roman" w:cs="Times New Roman"/>
+          <w:b/>
+          <w:bCs/>
+          <w:lang w:val="en-IN"/>
+        </w:rPr>
+        <w:t>HCFTT-9 Review Household Progress</w:t>
+      </w:r>
+      <w:r>
+        <w:rPr>
+          <w:rFonts w:ascii="Times New Roman" w:hAnsi="Times New Roman" w:cs="Times New Roman"/>
+          <w:lang w:val="en-IN"/>
+        </w:rPr>
+        <w:t xml:space="preserve"> and </w:t>
+      </w:r>
+      <w:r>
+        <w:rPr>
+          <w:rFonts w:ascii="Times New Roman" w:hAnsi="Times New Roman" w:cs="Times New Roman"/>
+          <w:b/>
+          <w:bCs/>
+          <w:lang w:val="en-IN"/>
+        </w:rPr>
+        <w:t>HCFTT-8 Track Target Progress</w:t>
+      </w:r>
+      <w:r>
+        <w:rPr>
+          <w:rFonts w:ascii="Times New Roman" w:hAnsi="Times New Roman" w:cs="Times New Roman"/>
+          <w:lang w:val="en-IN"/>
+        </w:rPr>
+        <w:t xml:space="preserve">. The </w:t>
+      </w:r>
+      <w:r>
+        <w:rPr>
+          <w:rFonts w:ascii="Times New Roman" w:hAnsi="Times New Roman" w:cs="Times New Roman"/>
+          <w:b/>
+          <w:bCs/>
+          <w:lang w:val="en-IN"/>
+        </w:rPr>
+        <w:t>To Do</w:t>
+      </w:r>
+      <w:r>
+        <w:rPr>
+          <w:rFonts w:ascii="Times New Roman" w:hAnsi="Times New Roman" w:cs="Times New Roman"/>
+          <w:lang w:val="en-IN"/>
+        </w:rPr>
+        <w:t xml:space="preserve"> column is empty, indicating that all currently included work items have been started or completed</w:t>
+      </w:r>
+    </w:p>
+    <w:p>
+      <w:pPr>
+        <w:jc w:val="center"/>
+        <w:rPr>
+          <w:rFonts w:ascii="Times New Roman" w:hAnsi="Times New Roman" w:cs="Times New Roman"/>
+        </w:rPr>
+      </w:pPr>
+      <w:r>
+        <w:rPr>
+          <w:noProof/>
+        </w:rPr>
+        <w:drawing>
+          <wp:inline distT="0" distB="0" distL="0" distR="0" wp14:anchorId="304B0E6C" wp14:editId="2C152669">
+            <wp:extent cx="6583680" cy="3703320"/>
+            <wp:effectExtent l="0" t="0" r="7620" b="0"/>
+            <wp:docPr id="865292224" name="Picture 1"/>
+            <wp:cNvGraphicFramePr>
+              <a:graphicFrameLocks xmlns:a="http://schemas.openxmlformats.org/drawingml/2006/main" noChangeAspect="1"/>
+            </wp:cNvGraphicFramePr>
+            <a:graphic xmlns:a="http://schemas.openxmlformats.org/drawingml/2006/main">
+              <a:graphicData uri="http://schemas.openxmlformats.org/drawingml/2006/picture">
+                <pic:pic xmlns:pic="http://schemas.openxmlformats.org/drawingml/2006/picture">
+                  <pic:nvPicPr>
+                    <pic:cNvPr id="0" name="Picture 1"/>
+                    <pic:cNvPicPr>
+                      <a:picLocks noChangeAspect="1" noChangeArrowheads="1"/>
+                    </pic:cNvPicPr>
+                  </pic:nvPicPr>
+                  <pic:blipFill>
+                    <a:blip r:embed="rId12">
+                      <a:extLst>
+                        <a:ext uri="{28A0092B-C50C-407E-A947-70E740481C1C}">
+                          <a14:useLocalDpi xmlns:a14="http://schemas.microsoft.com/office/drawing/2010/main" val="0"/>
+                        </a:ext>
+                      </a:extLst>
+                    </a:blip>
+                    <a:srcRect/>
+                    <a:stretch>
+                      <a:fillRect/>
+                    </a:stretch>
+                  </pic:blipFill>
+                  <pic:spPr bwMode="auto">
+                    <a:xfrm>
+                      <a:off x="0" y="0"/>
+                      <a:ext cx="6583680" cy="3703320"/>
+                    </a:xfrm>
+                    <a:prstGeom prst="rect">
+                      <a:avLst/>
+                    </a:prstGeom>
+                    <a:noFill/>
+                    <a:ln>
+                      <a:noFill/>
+                    </a:ln>
+                  </pic:spPr>
+                </pic:pic>
+              </a:graphicData>
+            </a:graphic>
+          </wp:inline>
+        </w:drawing>
+      </w:r>
+    </w:p>
+    <w:p>
+      <w:pPr>
+        <w:rPr>
+          <w:rFonts w:ascii="Times New Roman" w:hAnsi="Times New Roman" w:cs="Times New Roman"/>
+          <w:lang w:val="en-IN"/>
+        </w:rPr>
+      </w:pPr>
+      <w:r>
+        <w:rPr>
+          <w:rFonts w:ascii="Times New Roman" w:hAnsi="Times New Roman" w:cs="Times New Roman"/>
+          <w:lang w:val="en-IN"/>
+        </w:rPr>
+        <w:t>.</w:t>
+      </w:r>
+    </w:p>
+    <w:p>
+      <w:pPr>
+        <w:jc w:val="center"/>
+        <w:rPr>
+          <w:rFonts w:ascii="Times New Roman" w:hAnsi="Times New Roman" w:cs="Times New Roman"/>
+        </w:rPr>
+      </w:pPr>
     </w:p>
     <w:sectPr>
       <w:pgSz w:w="12240" w:h="15840"/>
